--- a/exports/Argos_Vakansiyalar_Toplami_Boshqaruv_Xodimlari.docx
+++ b/exports/Argos_Vakansiyalar_Toplami_Boshqaruv_Xodimlari.docx
@@ -25,7 +25,7 @@
         <w:rPr>
           <w:color w:val="64748B"/>
         </w:rPr>
-        <w:t>Yaratilgan sana: 11.09.2026 10:08 | Jami vakansiyalar soni: 2 ta</w:t>
+        <w:t>Yaratilgan sana: 11.09.2026 12:21 | Jami vakansiyalar soni: 2 ta</w:t>
       </w:r>
     </w:p>
     <w:p>

--- a/exports/Argos_Vakansiyalar_Toplami_Boshqaruv_Xodimlari.docx
+++ b/exports/Argos_Vakansiyalar_Toplami_Boshqaruv_Xodimlari.docx
@@ -25,7 +25,7 @@
         <w:rPr>
           <w:color w:val="64748B"/>
         </w:rPr>
-        <w:t>Yaratilgan sana: 11.09.2026 12:21 | Jami vakansiyalar soni: 2 ta</w:t>
+        <w:t>Yaratilgan sana: 11.09.2026 13:29 | Jami vakansiyalar soni: 2 ta</w:t>
       </w:r>
     </w:p>
     <w:p>
